--- a/Character Templates/MS-Word/Elf/Elf Rogue Template.docx
+++ b/Character Templates/MS-Word/Elf/Elf Rogue Template.docx
@@ -359,7 +359,21 @@
           <w:sz w:val="22"/>
           <w:szCs w:val="22"/>
         </w:rPr>
-        <w:t xml:space="preserve">: Rogues are equally dexterous and deadly, bringing valuable skills to combat and exploration alike. Rogues deliver devastating sneak attacks to susceptible enemies. To perform a sneak attack, the rogue must spend inactive then succeed a </w:t>
+        <w:t xml:space="preserve">: Rogues are equally dexterous and deadly, bringing valuable skills to combat and exploration alike. Rogues deliver devastating sneak attacks to susceptible enemies. To perform a sneak attack, the rogue must spend </w:t>
+      </w:r>
+      <w:r>
+        <w:rPr>
+          <w:sz w:val="22"/>
+          <w:szCs w:val="22"/>
+        </w:rPr>
+        <w:t xml:space="preserve">one turn </w:t>
+      </w:r>
+      <w:r>
+        <w:rPr>
+          <w:sz w:val="22"/>
+          <w:szCs w:val="22"/>
+        </w:rPr>
+        <w:t xml:space="preserve">inactive then succeed a </w:t>
       </w:r>
       <w:r>
         <w:rPr>
@@ -423,7 +437,7 @@
           <w:sz w:val="22"/>
           <w:szCs w:val="22"/>
         </w:rPr>
-        <w:t xml:space="preserve"> roll when searching, dealing with traps and picking locks. Starting at level 2, Rogues are able to use scrolls or wands with a proficiency of </w:t>
+        <w:t xml:space="preserve"> roll when searching, and picking locks, and +</w:t>
       </w:r>
       <w:r>
         <w:rPr>
@@ -432,6 +446,22 @@
           <w:sz w:val="22"/>
           <w:szCs w:val="22"/>
         </w:rPr>
+        <w:t>2</w:t>
+      </w:r>
+      <w:r>
+        <w:rPr>
+          <w:sz w:val="22"/>
+          <w:szCs w:val="22"/>
+        </w:rPr>
+        <w:t xml:space="preserve"> when dealing with traps. Starting at level 2, Rogues are able to use scrolls or wands with a proficiency of </w:t>
+      </w:r>
+      <w:r>
+        <w:rPr>
+          <w:i/>
+          <w:iCs/>
+          <w:sz w:val="22"/>
+          <w:szCs w:val="22"/>
+        </w:rPr>
         <w:t>1/2</w:t>
       </w:r>
       <w:r>
@@ -465,6 +495,22 @@
           <w:szCs w:val="22"/>
         </w:rPr>
         <w:t>monster_hp_dice-level</w:t>
+      </w:r>
+      <w:r>
+        <w:rPr>
+          <w:sz w:val="22"/>
+          <w:szCs w:val="22"/>
+        </w:rPr>
+        <w:t xml:space="preserve">, if the attack succeeds, you have defeated your opponent. If it fails, it will still inflict normal damage. When you roll a critical attack against non boss-enemies roll against </w:t>
+      </w:r>
+      <w:r>
+        <w:rPr>
+          <w:i/>
+          <w:iCs/>
+          <w:sz w:val="22"/>
+          <w:szCs w:val="22"/>
+        </w:rPr>
+        <w:t>(monster_hp_dice - character_level)</w:t>
       </w:r>
       <w:r>
         <w:rPr>
